--- a/assets/tia_template.docx
+++ b/assets/tia_template.docx
@@ -590,9 +590,6 @@
                           </w:sdt>
                           <w:r>
                             <w:t xml:space="preserve"> </w:t>
-                          </w:r>
-                          <w:r>
-                            <w:t xml:space="preserve">- </w:t>
                           </w:r>
                           <w:sdt>
                             <w:sdtPr>
@@ -672,9 +669,6 @@
                     </w:sdt>
                     <w:r>
                       <w:t xml:space="preserve"> </w:t>
-                    </w:r>
-                    <w:r>
-                      <w:t xml:space="preserve">- </w:t>
                     </w:r>
                     <w:sdt>
                       <w:sdtPr>
@@ -1066,25 +1060,10 @@
                             </w:rPr>
                           </w:pPr>
                           <w:r>
-                            <w:fldChar w:fldCharType="begin"/>
-                          </w:r>
-                          <w:r>
-                            <w:rPr>
-                              <w:lang w:val="fr-FR"/>
-                            </w:rPr>
-                            <w:instrText xml:space="preserve"> STYLEREF  Title  \* MERGEFORMAT </w:instrText>
-                          </w:r>
-                          <w:r>
-                            <w:fldChar w:fldCharType="separate"/>
-                          </w:r>
-                          <w:r>
                             <w:rPr>
                               <w:lang w:val="fr-FR"/>
                             </w:rPr>
                             <w:t/>
-                          </w:r>
-                          <w:r>
-                            <w:fldChar w:fldCharType="end"/>
                           </w:r>
                           <w:r>
                             <w:rPr>
@@ -1093,25 +1072,10 @@
                             <w:t xml:space="preserve"/>
                           </w:r>
                           <w:r>
-                            <w:fldChar w:fldCharType="begin"/>
-                          </w:r>
-                          <w:r>
-                            <w:rPr>
-                              <w:lang w:val="fr-FR"/>
-                            </w:rPr>
-                            <w:instrText xml:space="preserve"> STYLEREF  Subtitle  \* MERGEFORMAT </w:instrText>
-                          </w:r>
-                          <w:r>
-                            <w:fldChar w:fldCharType="separate"/>
-                          </w:r>
-                          <w:r>
                             <w:rPr>
                               <w:lang w:val="fr-FR"/>
                             </w:rPr>
                             <w:t>Online Technical Infrastructure Assessment Report</w:t>
-                          </w:r>
-                          <w:r>
-                            <w:fldChar w:fldCharType="end"/>
                           </w:r>
                         </w:p>
                         <w:p>
@@ -1165,25 +1129,10 @@
                       </w:rPr>
                     </w:pPr>
                     <w:r>
-                      <w:fldChar w:fldCharType="begin"/>
-                    </w:r>
-                    <w:r>
-                      <w:rPr>
-                        <w:lang w:val="fr-FR"/>
-                      </w:rPr>
-                      <w:instrText xml:space="preserve"> STYLEREF  Title  \* MERGEFORMAT </w:instrText>
-                    </w:r>
-                    <w:r>
-                      <w:fldChar w:fldCharType="separate"/>
-                    </w:r>
-                    <w:r>
                       <w:rPr>
                         <w:lang w:val="fr-FR"/>
                       </w:rPr>
                       <w:t/>
-                    </w:r>
-                    <w:r>
-                      <w:fldChar w:fldCharType="end"/>
                     </w:r>
                     <w:r>
                       <w:rPr>
@@ -1192,25 +1141,10 @@
                       <w:t xml:space="preserve"/>
                     </w:r>
                     <w:r>
-                      <w:fldChar w:fldCharType="begin"/>
-                    </w:r>
-                    <w:r>
-                      <w:rPr>
-                        <w:lang w:val="fr-FR"/>
-                      </w:rPr>
-                      <w:instrText xml:space="preserve"> STYLEREF  Subtitle  \* MERGEFORMAT </w:instrText>
-                    </w:r>
-                    <w:r>
-                      <w:fldChar w:fldCharType="separate"/>
-                    </w:r>
-                    <w:r>
                       <w:rPr>
                         <w:lang w:val="fr-FR"/>
                       </w:rPr>
                       <w:t>Online Technical Infrastructure Assessment Report</w:t>
-                    </w:r>
-                    <w:r>
-                      <w:fldChar w:fldCharType="end"/>
                     </w:r>
                   </w:p>
                   <w:p>
@@ -1374,342 +1308,6 @@
           </a:graphic>
         </wp:inline>
       </w:drawing>
-    </w:r>
-  </w:p>
-</w:hdr>
-</file>
-
-<file path=word/header4.xml><?xml version="1.0" encoding="utf-8"?>
-<w:hdr xmlns:wpc="http://schemas.microsoft.com/office/word/2010/wordprocessingCanvas" xmlns:cx="http://schemas.microsoft.com/office/drawing/2014/chartex" xmlns:cx1="http://schemas.microsoft.com/office/drawing/2015/9/8/chartex" xmlns:cx2="http://schemas.microsoft.com/office/drawing/2015/10/21/chartex" xmlns:cx3="http://schemas.microsoft.com/office/drawing/2016/5/9/chartex" xmlns:cx4="http://schemas.microsoft.com/office/drawing/2016/5/10/chartex" xmlns:cx5="http://schemas.microsoft.com/office/drawing/2016/5/11/chartex" xmlns:cx6="http://schemas.microsoft.com/office/drawing/2016/5/12/chartex" xmlns:cx7="http://schemas.microsoft.com/office/drawing/2016/5/13/chartex" xmlns:cx8="http://schemas.microsoft.com/office/drawing/2016/5/14/chartex" xmlns:mc="http://schemas.openxmlformats.org/markup-compatibility/2006" xmlns:aink="http://schemas.microsoft.com/office/drawing/2016/ink" xmlns:am3d="http://schemas.microsoft.com/office/drawing/2017/model3d" xmlns:o="urn:schemas-microsoft-com:office:office" xmlns:oel="http://schemas.microsoft.com/office/2019/extlst" xmlns:r="http://schemas.openxmlformats.org/officeDocument/2006/relationships" xmlns:m="http://schemas.openxmlformats.org/officeDocument/2006/math" xmlns:v="urn:schemas-microsoft-com:vml" xmlns:wp14="http://schemas.microsoft.com/office/word/2010/wordprocessingDrawing" xmlns:wp="http://schemas.openxmlformats.org/drawingml/2006/wordprocessingDrawing" xmlns:w10="urn:schemas-microsoft-com:office:word" xmlns:w="http://schemas.openxmlformats.org/wordprocessingml/2006/main" xmlns:w14="http://schemas.microsoft.com/office/word/2010/wordml" xmlns:w15="http://schemas.microsoft.com/office/word/2012/wordml" xmlns:w16cex="http://schemas.microsoft.com/office/word/2018/wordml/cex" xmlns:w16cid="http://schemas.microsoft.com/office/word/2016/wordml/cid" xmlns:w16="http://schemas.microsoft.com/office/word/2018/wordml" xmlns:w16du="http://schemas.microsoft.com/office/word/2023/wordml/word16du" xmlns:w16sdtdh="http://schemas.microsoft.com/office/word/2020/wordml/sdtdatahash" xmlns:w16sdtfl="http://schemas.microsoft.com/office/word/2024/wordml/sdtformatlock" xmlns:w16se="http://schemas.microsoft.com/office/word/2015/wordml/symex" xmlns:wpg="http://schemas.microsoft.com/office/word/2010/wordprocessingGroup" xmlns:wpi="http://schemas.microsoft.com/office/word/2010/wordprocessingInk" xmlns:wne="http://schemas.microsoft.com/office/word/2006/wordml" xmlns:wps="http://schemas.microsoft.com/office/word/2010/wordprocessingShape" mc:Ignorable="w14 w15 w16se w16cid w16 w16cex w16sdtdh w16sdtfl w16du wp14">
-  <w:p>
-    <w:pPr>
-      <w:pStyle w:val="Header"/>
-      <w:rPr>
-        <w:sz w:val="8"/>
-        <w:szCs w:val="8"/>
-      </w:rPr>
-    </w:pPr>
-    <w:r>
-      <w:rPr>
-        <w:noProof/>
-        <w:sz w:val="8"/>
-        <w:szCs w:val="8"/>
-      </w:rPr>
-      <mc:AlternateContent>
-        <mc:Choice Requires="wps">
-          <w:drawing>
-            <wp:anchor distT="0" distB="0" distL="114300" distR="114300" simplePos="0" relativeHeight="251687936" behindDoc="1" locked="0" layoutInCell="1" allowOverlap="1" wp14:anchorId="4B05498B" wp14:editId="7A2CB285">
-              <wp:simplePos x="0" y="0"/>
-              <wp:positionH relativeFrom="page">
-                <wp:align>center</wp:align>
-              </wp:positionH>
-              <wp:positionV relativeFrom="paragraph">
-                <wp:posOffset>-275590</wp:posOffset>
-              </wp:positionV>
-              <wp:extent cx="10696575" cy="628650"/>
-              <wp:effectExtent l="0" t="0" r="9525" b="0"/>
-              <wp:wrapNone/>
-              <wp:docPr id="9" name="Rectangle 9"/>
-              <wp:cNvGraphicFramePr/>
-              <a:graphic xmlns:a="http://schemas.openxmlformats.org/drawingml/2006/main">
-                <a:graphicData uri="http://schemas.microsoft.com/office/word/2010/wordprocessingShape">
-                  <wps:wsp>
-                    <wps:cNvSpPr/>
-                    <wps:spPr>
-                      <a:xfrm>
-                        <a:off x="0" y="0"/>
-                        <a:ext cx="10696575" cy="628650"/>
-                      </a:xfrm>
-                      <a:prstGeom prst="rect">
-                        <a:avLst/>
-                      </a:prstGeom>
-                      <a:solidFill>
-                        <a:srgbClr val="00ABE6"/>
-                      </a:solidFill>
-                      <a:ln w="50800">
-                        <a:noFill/>
-                      </a:ln>
-                    </wps:spPr>
-                    <wps:style>
-                      <a:lnRef idx="2">
-                        <a:schemeClr val="accent1">
-                          <a:shade val="50000"/>
-                        </a:schemeClr>
-                      </a:lnRef>
-                      <a:fillRef idx="1">
-                        <a:schemeClr val="accent1"/>
-                      </a:fillRef>
-                      <a:effectRef idx="0">
-                        <a:schemeClr val="accent1"/>
-                      </a:effectRef>
-                      <a:fontRef idx="minor">
-                        <a:schemeClr val="lt1"/>
-                      </a:fontRef>
-                    </wps:style>
-                    <wps:bodyPr rot="0" spcFirstLastPara="0" vertOverflow="overflow" horzOverflow="overflow" vert="horz" wrap="square" lIns="91440" tIns="45720" rIns="91440" bIns="45720" numCol="1" spcCol="0" rtlCol="0" fromWordArt="0" anchor="ctr" anchorCtr="0" forceAA="0" compatLnSpc="1">
-                      <a:prstTxWarp prst="textNoShape">
-                        <a:avLst/>
-                      </a:prstTxWarp>
-                      <a:noAutofit/>
-                    </wps:bodyPr>
-                  </wps:wsp>
-                </a:graphicData>
-              </a:graphic>
-              <wp14:sizeRelH relativeFrom="margin">
-                <wp14:pctWidth>0</wp14:pctWidth>
-              </wp14:sizeRelH>
-              <wp14:sizeRelV relativeFrom="margin">
-                <wp14:pctHeight>0</wp14:pctHeight>
-              </wp14:sizeRelV>
-            </wp:anchor>
-          </w:drawing>
-        </mc:Choice>
-        <mc:Fallback>
-          <w:pict>
-            <v:rect w14:anchorId="1E5BE215" id="Rectangle 9" o:spid="_x0000_s1026" style="position:absolute;margin-left:0;margin-top:-21.7pt;width:842.25pt;height:49.5pt;z-index:-251628544;visibility:visible;mso-wrap-style:square;mso-width-percent:0;mso-height-percent:0;mso-wrap-distance-left:9pt;mso-wrap-distance-top:0;mso-wrap-distance-right:9pt;mso-wrap-distance-bottom:0;mso-position-horizontal:center;mso-position-horizontal-relative:page;mso-position-vertical:absolute;mso-position-vertical-relative:text;mso-width-percent:0;mso-height-percent:0;mso-width-relative:margin;mso-height-relative:margin;v-text-anchor:middle" o:gfxdata="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" fillcolor="#00abe6" stroked="f" strokeweight="4pt">
-              <w10:wrap anchorx="page"/>
-            </v:rect>
-          </w:pict>
-        </mc:Fallback>
-      </mc:AlternateContent>
-    </w:r>
-    <w:r>
-      <w:rPr>
-        <w:noProof/>
-        <w:sz w:val="8"/>
-        <w:szCs w:val="8"/>
-      </w:rPr>
-      <mc:AlternateContent>
-        <mc:Choice Requires="wps">
-          <w:drawing>
-            <wp:anchor distT="0" distB="0" distL="114300" distR="114300" simplePos="0" relativeHeight="251688960" behindDoc="0" locked="0" layoutInCell="1" allowOverlap="1" wp14:anchorId="0CFF725F" wp14:editId="13B59157">
-              <wp:simplePos x="0" y="0"/>
-              <wp:positionH relativeFrom="column">
-                <wp:posOffset>4296410</wp:posOffset>
-              </wp:positionH>
-              <wp:positionV relativeFrom="paragraph">
-                <wp:posOffset>-80010</wp:posOffset>
-              </wp:positionV>
-              <wp:extent cx="5107615" cy="514350"/>
-              <wp:effectExtent l="0" t="0" r="0" b="0"/>
-              <wp:wrapNone/>
-              <wp:docPr id="2" name="Text Box 2"/>
-              <wp:cNvGraphicFramePr/>
-              <a:graphic xmlns:a="http://schemas.openxmlformats.org/drawingml/2006/main">
-                <a:graphicData uri="http://schemas.microsoft.com/office/word/2010/wordprocessingShape">
-                  <wps:wsp>
-                    <wps:cNvSpPr txBox="1"/>
-                    <wps:spPr bwMode="auto">
-                      <a:xfrm>
-                        <a:off x="0" y="0"/>
-                        <a:ext cx="5107615" cy="514350"/>
-                      </a:xfrm>
-                      <a:prstGeom prst="rect">
-                        <a:avLst/>
-                      </a:prstGeom>
-                      <a:noFill/>
-                      <a:ln w="9525">
-                        <a:noFill/>
-                        <a:miter lim="800000"/>
-                        <a:headEnd/>
-                        <a:tailEnd/>
-                      </a:ln>
-                    </wps:spPr>
-                    <wps:txbx>
-                      <w:txbxContent>
-                        <w:p>
-                          <w:pPr>
-                            <w:pStyle w:val="Header1"/>
-                          </w:pPr>
-                          <w:r>
-                            <w:fldChar w:fldCharType="begin"/>
-                          </w:r>
-                          <w:r>
-                            <w:instrText xml:space="preserve"> STYLEREF  Title  \* MERGEFORMAT </w:instrText>
-                          </w:r>
-                          <w:r>
-                            <w:fldChar w:fldCharType="separate"/>
-                          </w:r>
-                          <w:r>
-                            <w:t>BNPP - Production</w:t>
-                          </w:r>
-                          <w:r>
-                            <w:fldChar w:fldCharType="end"/>
-                          </w:r>
-                          <w:r>
-                            <w:t xml:space="preserve"> - </w:t>
-                          </w:r>
-                          <w:r>
-                            <w:fldChar w:fldCharType="begin"/>
-                          </w:r>
-                          <w:r>
-                            <w:instrText xml:space="preserve"> STYLEREF  Subtitle  \* MERGEFORMAT </w:instrText>
-                          </w:r>
-                          <w:r>
-                            <w:fldChar w:fldCharType="separate"/>
-                          </w:r>
-                          <w:r>
-                            <w:t>Technical Infrastructure Assessment Report</w:t>
-                          </w:r>
-                          <w:r>
-                            <w:fldChar w:fldCharType="end"/>
-                          </w:r>
-                        </w:p>
-                        <w:p>
-                          <w:pPr>
-                            <w:pStyle w:val="Header1"/>
-                          </w:pPr>
-                          <w:fldSimple w:instr=" STYLEREF  &quot;Heading 1&quot;  \* MERGEFORMAT ">
-                            <w:r>
-                              <w:t>Assessment Report</w:t>
-                            </w:r>
-                          </w:fldSimple>
-                        </w:p>
-                      </w:txbxContent>
-                    </wps:txbx>
-                    <wps:bodyPr rot="0" spcFirstLastPara="0" vertOverflow="overflow" horzOverflow="overflow" vert="horz" wrap="square" lIns="91440" tIns="45720" rIns="91440" bIns="45720" numCol="1" spcCol="0" rtlCol="0" fromWordArt="0" anchor="t" anchorCtr="0" forceAA="0" compatLnSpc="1">
-                      <a:prstTxWarp prst="textNoShape">
-                        <a:avLst/>
-                      </a:prstTxWarp>
-                      <a:noAutofit/>
-                    </wps:bodyPr>
-                  </wps:wsp>
-                </a:graphicData>
-              </a:graphic>
-              <wp14:sizeRelH relativeFrom="margin">
-                <wp14:pctWidth>0</wp14:pctWidth>
-              </wp14:sizeRelH>
-              <wp14:sizeRelV relativeFrom="margin">
-                <wp14:pctHeight>0</wp14:pctHeight>
-              </wp14:sizeRelV>
-            </wp:anchor>
-          </w:drawing>
-        </mc:Choice>
-        <mc:Fallback>
-          <w:pict>
-            <v:shapetype w14:anchorId="0CFF725F" id="_x0000_t202" coordsize="21600,21600" o:spt="202" path="m,l,21600r21600,l21600,xe">
-              <v:stroke joinstyle="miter"/>
-              <v:path gradientshapeok="t" o:connecttype="rect"/>
-            </v:shapetype>
-            <v:shape id="_x0000_s1029" type="#_x0000_t202" style="position:absolute;margin-left:338.3pt;margin-top:-6.3pt;width:402.15pt;height:40.5pt;z-index:251688960;visibility:visible;mso-wrap-style:square;mso-width-percent:0;mso-height-percent:0;mso-wrap-distance-left:9pt;mso-wrap-distance-top:0;mso-wrap-distance-right:9pt;mso-wrap-distance-bottom:0;mso-position-horizontal:absolute;mso-position-horizontal-relative:text;mso-position-vertical:absolute;mso-position-vertical-relative:text;mso-width-percent:0;mso-height-percent:0;mso-width-relative:margin;mso-height-relative:margin;v-text-anchor:top" o:gfxdata="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" filled="f" stroked="f">
-              <v:textbox>
-                <w:txbxContent>
-                  <w:p>
-                    <w:pPr>
-                      <w:pStyle w:val="Header1"/>
-                    </w:pPr>
-                    <w:r>
-                      <w:fldChar w:fldCharType="begin"/>
-                    </w:r>
-                    <w:r>
-                      <w:instrText xml:space="preserve"> STYLEREF  Title  \* MERGEFORMAT </w:instrText>
-                    </w:r>
-                    <w:r>
-                      <w:fldChar w:fldCharType="separate"/>
-                    </w:r>
-                    <w:r>
-                      <w:t>BNPP - Production</w:t>
-                    </w:r>
-                    <w:r>
-                      <w:fldChar w:fldCharType="end"/>
-                    </w:r>
-                    <w:r>
-                      <w:t xml:space="preserve"> - </w:t>
-                    </w:r>
-                    <w:r>
-                      <w:fldChar w:fldCharType="begin"/>
-                    </w:r>
-                    <w:r>
-                      <w:instrText xml:space="preserve"> STYLEREF  Subtitle  \* MERGEFORMAT </w:instrText>
-                    </w:r>
-                    <w:r>
-                      <w:fldChar w:fldCharType="separate"/>
-                    </w:r>
-                    <w:r>
-                      <w:t>Technical Infrastructure Assessment Report</w:t>
-                    </w:r>
-                    <w:r>
-                      <w:fldChar w:fldCharType="end"/>
-                    </w:r>
-                  </w:p>
-                  <w:p>
-                    <w:pPr>
-                      <w:pStyle w:val="Header1"/>
-                    </w:pPr>
-                    <w:fldSimple w:instr=" STYLEREF  &quot;Heading 1&quot;  \* MERGEFORMAT ">
-                      <w:r>
-                        <w:t>Assessment Report</w:t>
-                      </w:r>
-                    </w:fldSimple>
-                  </w:p>
-                </w:txbxContent>
-              </v:textbox>
-            </v:shape>
-          </w:pict>
-        </mc:Fallback>
-      </mc:AlternateContent>
-    </w:r>
-  </w:p>
-  <w:p>
-    <w:pPr>
-      <w:pStyle w:val="Header"/>
-      <w:tabs>
-        <w:tab w:val="clear" w:pos="4513"/>
-        <w:tab w:val="clear" w:pos="9026"/>
-        <w:tab w:val="left" w:pos="13215"/>
-      </w:tabs>
-    </w:pPr>
-    <w:r>
-      <w:rPr>
-        <w:noProof/>
-      </w:rPr>
-      <w:drawing>
-        <wp:inline distT="0" distB="0" distL="0" distR="0" wp14:anchorId="399A2E69" wp14:editId="6AF33308">
-          <wp:extent cx="1411200" cy="324000"/>
-          <wp:effectExtent l="0" t="0" r="0" b="0"/>
-          <wp:docPr id="4" name="Graphic 4"/>
-          <wp:cNvGraphicFramePr>
-            <a:graphicFrameLocks xmlns:a="http://schemas.openxmlformats.org/drawingml/2006/main" noChangeAspect="1"/>
-          </wp:cNvGraphicFramePr>
-          <a:graphic xmlns:a="http://schemas.openxmlformats.org/drawingml/2006/main">
-            <a:graphicData uri="http://schemas.openxmlformats.org/drawingml/2006/picture">
-              <pic:pic xmlns:pic="http://schemas.openxmlformats.org/drawingml/2006/picture">
-                <pic:nvPicPr>
-                  <pic:cNvPr id="2" name="Graphic 2"/>
-                  <pic:cNvPicPr/>
-                </pic:nvPicPr>
-                <pic:blipFill>
-                  <a:blip r:embed="rId1">
-                    <a:extLst>
-                      <a:ext uri="{28A0092B-C50C-407E-A947-70E740481C1C}">
-                        <a14:useLocalDpi xmlns:a14="http://schemas.microsoft.com/office/drawing/2010/main" val="0"/>
-                      </a:ext>
-                      <a:ext uri="{96DAC541-7B7A-43D3-8B79-37D633B846F1}">
-                        <asvg:svgBlip xmlns:asvg="http://schemas.microsoft.com/office/drawing/2016/SVG/main" r:embed="rId2"/>
-                      </a:ext>
-                    </a:extLst>
-                  </a:blip>
-                  <a:stretch>
-                    <a:fillRect/>
-                  </a:stretch>
-                </pic:blipFill>
-                <pic:spPr>
-                  <a:xfrm>
-                    <a:off x="0" y="0"/>
-                    <a:ext cx="1411200" cy="324000"/>
-                  </a:xfrm>
-                  <a:prstGeom prst="rect">
-                    <a:avLst/>
-                  </a:prstGeom>
-                </pic:spPr>
-              </pic:pic>
-            </a:graphicData>
-          </a:graphic>
-        </wp:inline>
-      </w:drawing>
-    </w:r>
-    <w:r>
-      <w:tab/>
     </w:r>
   </w:p>
 </w:hdr>

--- a/assets/tia_template.docx
+++ b/assets/tia_template.docx
@@ -283,31 +283,13 @@
       </w:rPr>
       <w:tab/>
     </w:r>
-    <w:sdt>
-      <w:sdtPr>
-        <w:rPr>
-          <w:b/>
-          <w:bCs/>
-        </w:rPr>
-        <w:alias w:val="Status"/>
-        <w:tag w:val=""/>
-        <w:id w:val="-287975633"/>
-        <w:placeholder>
-          <w:docPart w:val="D9069D61C5BB42AD92F0522457BC5978"/>
-        </w:placeholder>
-        <w:dataBinding w:prefixMappings="xmlns:ns0='http://purl.org/dc/elements/1.1/' xmlns:ns1='http://schemas.openxmlformats.org/package/2006/metadata/core-properties' " w:xpath="/ns1:coreProperties[1]/ns1:contentStatus[1]" w:storeItemID="{6C3C8BC8-F283-45AE-878A-BAB7291924A1}"/>
-        <w:text/>
-      </w:sdtPr>
-      <w:sdtContent>
-        <w:r>
-          <w:rPr>
-            <w:b/>
-            <w:bCs/>
-          </w:rPr>
-          <w:t>Commercial in Confidence</w:t>
-        </w:r>
-      </w:sdtContent>
-    </w:sdt>
+    <w:r>
+      <w:rPr>
+        <w:b/>
+        <w:bCs/>
+      </w:rPr>
+      <w:t>Commercial in Confidence</w:t>
+    </w:r>
     <w:r>
       <w:rPr>
         <w:b/>
@@ -414,31 +396,13 @@
       </w:rPr>
       <w:tab/>
     </w:r>
-    <w:sdt>
-      <w:sdtPr>
-        <w:rPr>
-          <w:b/>
-          <w:bCs/>
-        </w:rPr>
-        <w:alias w:val="Status"/>
-        <w:tag w:val=""/>
-        <w:id w:val="1600214961"/>
-        <w:placeholder>
-          <w:docPart w:val="515E5F0DD9BA4967B4EDCAC193882571"/>
-        </w:placeholder>
-        <w:dataBinding w:prefixMappings="xmlns:ns0='http://purl.org/dc/elements/1.1/' xmlns:ns1='http://schemas.openxmlformats.org/package/2006/metadata/core-properties' " w:xpath="/ns1:coreProperties[1]/ns1:contentStatus[1]" w:storeItemID="{6C3C8BC8-F283-45AE-878A-BAB7291924A1}"/>
-        <w:text/>
-      </w:sdtPr>
-      <w:sdtContent>
-        <w:r>
-          <w:rPr>
-            <w:b/>
-            <w:bCs/>
-          </w:rPr>
-          <w:t>Commercial in Confidence</w:t>
-        </w:r>
-      </w:sdtContent>
-    </w:sdt>
+    <w:r>
+      <w:rPr>
+        <w:b/>
+        <w:bCs/>
+      </w:rPr>
+      <w:t>Commercial in Confidence</w:t>
+    </w:r>
     <w:r>
       <w:rPr>
         <w:b/>
@@ -571,43 +535,15 @@
                           <w:pPr>
                             <w:pStyle w:val="Header1"/>
                           </w:pPr>
-                          <w:sdt>
-                            <w:sdtPr>
-                              <w:alias w:val="Title"/>
-                              <w:tag w:val=""/>
-                              <w:id w:val="-1261373180"/>
-                              <w:placeholder>
-                                <w:docPart w:val="6122125BB9844C50ABD1CF8C3E1E14B1"/>
-                              </w:placeholder>
-                              <w:dataBinding w:prefixMappings="xmlns:ns0='http://purl.org/dc/elements/1.1/' xmlns:ns1='http://schemas.openxmlformats.org/package/2006/metadata/core-properties' " w:xpath="/ns1:coreProperties[1]/ns0:title[1]" w:storeItemID="{6C3C8BC8-F283-45AE-878A-BAB7291924A1}"/>
-                              <w:text/>
-                            </w:sdtPr>
-                            <w:sdtContent>
-                              <w:r>
-                                <w:t/>
-                              </w:r>
-                            </w:sdtContent>
-                          </w:sdt>
+                          <w:r>
+                            <w:t/>
+                          </w:r>
                           <w:r>
                             <w:t xml:space="preserve"> </w:t>
                           </w:r>
-                          <w:sdt>
-                            <w:sdtPr>
-                              <w:alias w:val="Subject"/>
-                              <w:tag w:val=""/>
-                              <w:id w:val="-1272239723"/>
-                              <w:placeholder>
-                                <w:docPart w:val="A2E564DA5E4743E78D08811310D67066"/>
-                              </w:placeholder>
-                              <w:dataBinding w:prefixMappings="xmlns:ns0='http://purl.org/dc/elements/1.1/' xmlns:ns1='http://schemas.openxmlformats.org/package/2006/metadata/core-properties' " w:xpath="/ns1:coreProperties[1]/ns0:subject[1]" w:storeItemID="{6C3C8BC8-F283-45AE-878A-BAB7291924A1}"/>
-                              <w:text/>
-                            </w:sdtPr>
-                            <w:sdtContent>
-                              <w:r>
-                                <w:t>Online Technical Infrastructure Assessment Report</w:t>
-                              </w:r>
-                            </w:sdtContent>
-                          </w:sdt>
+                          <w:r>
+                            <w:t>Online Technical Infrastructure Assessment Report</w:t>
+                          </w:r>
                         </w:p>
                         <w:p>
                           <w:pPr>
@@ -650,43 +586,15 @@
                     <w:pPr>
                       <w:pStyle w:val="Header1"/>
                     </w:pPr>
-                    <w:sdt>
-                      <w:sdtPr>
-                        <w:alias w:val="Title"/>
-                        <w:tag w:val=""/>
-                        <w:id w:val="-1261373180"/>
-                        <w:placeholder>
-                          <w:docPart w:val="6122125BB9844C50ABD1CF8C3E1E14B1"/>
-                        </w:placeholder>
-                        <w:dataBinding w:prefixMappings="xmlns:ns0='http://purl.org/dc/elements/1.1/' xmlns:ns1='http://schemas.openxmlformats.org/package/2006/metadata/core-properties' " w:xpath="/ns1:coreProperties[1]/ns0:title[1]" w:storeItemID="{6C3C8BC8-F283-45AE-878A-BAB7291924A1}"/>
-                        <w:text/>
-                      </w:sdtPr>
-                      <w:sdtContent>
-                        <w:r>
-                          <w:t/>
-                        </w:r>
-                      </w:sdtContent>
-                    </w:sdt>
+                    <w:r>
+                      <w:t/>
+                    </w:r>
                     <w:r>
                       <w:t xml:space="preserve"> </w:t>
                     </w:r>
-                    <w:sdt>
-                      <w:sdtPr>
-                        <w:alias w:val="Subject"/>
-                        <w:tag w:val=""/>
-                        <w:id w:val="-1272239723"/>
-                        <w:placeholder>
-                          <w:docPart w:val="A2E564DA5E4743E78D08811310D67066"/>
-                        </w:placeholder>
-                        <w:dataBinding w:prefixMappings="xmlns:ns0='http://purl.org/dc/elements/1.1/' xmlns:ns1='http://schemas.openxmlformats.org/package/2006/metadata/core-properties' " w:xpath="/ns1:coreProperties[1]/ns0:subject[1]" w:storeItemID="{6C3C8BC8-F283-45AE-878A-BAB7291924A1}"/>
-                        <w:text/>
-                      </w:sdtPr>
-                      <w:sdtContent>
-                        <w:r>
-                          <w:t>Online Technical Infrastructure Assessment Report</w:t>
-                        </w:r>
-                      </w:sdtContent>
-                    </w:sdt>
+                    <w:r>
+                      <w:t>Online Technical Infrastructure Assessment Report</w:t>
+                    </w:r>
                   </w:p>
                   <w:p>
                     <w:pPr>
